--- a/project prosal.docx
+++ b/project prosal.docx
@@ -2,6 +2,28 @@
 <file path=word/document.xml><?xml version="1.0" encoding="utf-8"?>
 <w:document xmlns:wpc="http://schemas.microsoft.com/office/word/2010/wordprocessingCanvas" xmlns:cx="http://schemas.microsoft.com/office/drawing/2014/chartex" xmlns:cx1="http://schemas.microsoft.com/office/drawing/2015/9/8/chartex" xmlns:cx2="http://schemas.microsoft.com/office/drawing/2015/10/21/chartex" xmlns:cx3="http://schemas.microsoft.com/office/drawing/2016/5/9/chartex" xmlns:cx4="http://schemas.microsoft.com/office/drawing/2016/5/10/chartex" xmlns:cx5="http://schemas.microsoft.com/office/drawing/2016/5/11/chartex" xmlns:cx6="http://schemas.microsoft.com/office/drawing/2016/5/12/chartex" xmlns:cx7="http://schemas.microsoft.com/office/drawing/2016/5/13/chartex" xmlns:cx8="http://schemas.microsoft.com/office/drawing/2016/5/14/chartex" xmlns:mc="http://schemas.openxmlformats.org/markup-compatibility/2006" xmlns:aink="http://schemas.microsoft.com/office/drawing/2016/ink" xmlns:am3d="http://schemas.microsoft.com/office/drawing/2017/model3d" xmlns:o="urn:schemas-microsoft-com:office:office" xmlns:oel="http://schemas.microsoft.com/office/2019/extlst" xmlns:r="http://schemas.openxmlformats.org/officeDocument/2006/relationships" xmlns:m="http://schemas.openxmlformats.org/officeDocument/2006/math" xmlns:v="urn:schemas-microsoft-com:vml" xmlns:wp14="http://schemas.microsoft.com/office/word/2010/wordprocessingDrawing" xmlns:wp="http://schemas.openxmlformats.org/drawingml/2006/wordprocessingDrawing" xmlns:w10="urn:schemas-microsoft-com:office:word" xmlns:w="http://schemas.openxmlformats.org/wordprocessingml/2006/main" xmlns:w14="http://schemas.microsoft.com/office/word/2010/wordml" xmlns:w15="http://schemas.microsoft.com/office/word/2012/wordml" xmlns:w16cex="http://schemas.microsoft.com/office/word/2018/wordml/cex" xmlns:w16cid="http://schemas.microsoft.com/office/word/2016/wordml/cid" xmlns:w16="http://schemas.microsoft.com/office/word/2018/wordml" xmlns:w16du="http://schemas.microsoft.com/office/word/2023/wordml/word16du" xmlns:w16sdtdh="http://schemas.microsoft.com/office/word/2020/wordml/sdtdatahash" xmlns:w16se="http://schemas.microsoft.com/office/word/2015/wordml/symex" xmlns:wpg="http://schemas.microsoft.com/office/word/2010/wordprocessingGroup" xmlns:wpi="http://schemas.microsoft.com/office/word/2010/wordprocessingInk" xmlns:wne="http://schemas.microsoft.com/office/word/2006/wordml" xmlns:wps="http://schemas.microsoft.com/office/word/2010/wordprocessingShape" mc:Ignorable="w14 w15 w16se w16cid w16 w16cex w16sdtdh w16du wp14">
   <w:body>
+    <w:p>
+      <w:pPr>
+        <w:jc w:val="center"/>
+        <w:rPr>
+          <w:rFonts w:ascii="Times New Roman" w:hAnsi="Times New Roman"/>
+          <w:b/>
+          <w:bCs/>
+          <w:sz w:val="36"/>
+          <w:szCs w:val="36"/>
+        </w:rPr>
+      </w:pPr>
+      <w:r>
+        <w:rPr>
+          <w:rFonts w:ascii="Times New Roman" w:hAnsi="Times New Roman"/>
+          <w:b/>
+          <w:bCs/>
+          <w:sz w:val="36"/>
+          <w:szCs w:val="36"/>
+        </w:rPr>
+        <w:t xml:space="preserve">   </w:t>
+      </w:r>
+    </w:p>
     <w:p>
       <w:pPr>
         <w:jc w:val="center"/>
@@ -14,12 +36,65 @@
       </w:pPr>
       <w:r>
         <w:rPr>
+          <w:rFonts w:ascii="Times New Roman" w:hAnsi="Times New Roman"/>
+          <w:b/>
+          <w:bCs/>
+          <w:sz w:val="36"/>
+          <w:szCs w:val="36"/>
+        </w:rPr>
+        <w:t xml:space="preserve">  </w:t>
+      </w:r>
+      <w:r>
+        <w:rPr>
+          <w:rFonts w:ascii="Times New Roman" w:hAnsi="Times New Roman"/>
+          <w:b/>
+          <w:bCs/>
+          <w:sz w:val="36"/>
+          <w:szCs w:val="36"/>
+        </w:rPr>
+        <w:t>The Islamia University of Bahawalpur</w:t>
+      </w:r>
+    </w:p>
+    <w:p>
+      <w:pPr>
+        <w:jc w:val="center"/>
+        <w:rPr>
+          <w:rFonts w:ascii="Times New Roman" w:hAnsi="Times New Roman"/>
+          <w:b/>
+          <w:bCs/>
+          <w:sz w:val="36"/>
+          <w:szCs w:val="36"/>
+        </w:rPr>
+      </w:pPr>
+      <w:r>
+        <w:rPr>
+          <w:rFonts w:ascii="Times New Roman" w:hAnsi="Times New Roman"/>
+          <w:b/>
+          <w:bCs/>
+          <w:sz w:val="36"/>
+          <w:szCs w:val="36"/>
+        </w:rPr>
+        <w:t>Faculty of Computer Science</w:t>
+      </w:r>
+    </w:p>
+    <w:p>
+      <w:pPr>
+        <w:jc w:val="center"/>
+        <w:rPr>
+          <w:b/>
+          <w:bCs/>
+          <w:sz w:val="36"/>
+          <w:szCs w:val="36"/>
+        </w:rPr>
+      </w:pPr>
+      <w:r>
+        <w:rPr>
           <w:noProof/>
         </w:rPr>
         <w:drawing>
-          <wp:inline distT="0" distB="0" distL="0" distR="0" wp14:anchorId="5A311D1E" wp14:editId="2936F705">
-            <wp:extent cx="863600" cy="831850"/>
-            <wp:effectExtent l="0" t="0" r="0" b="6350"/>
+          <wp:inline distT="0" distB="0" distL="0" distR="0" wp14:anchorId="08DCB0F9" wp14:editId="157DFB6E">
+            <wp:extent cx="1225550" cy="1180493"/>
+            <wp:effectExtent l="0" t="0" r="0" b="635"/>
             <wp:docPr id="1761434936" name="Picture 1"/>
             <wp:cNvGraphicFramePr>
               <a:graphicFrameLocks xmlns:a="http://schemas.openxmlformats.org/drawingml/2006/main" noChangeAspect="1"/>
@@ -40,7 +115,7 @@
                   <pic:spPr>
                     <a:xfrm>
                       <a:off x="0" y="0"/>
-                      <a:ext cx="863600" cy="831850"/>
+                      <a:ext cx="1227366" cy="1182242"/>
                     </a:xfrm>
                     <a:prstGeom prst="rect">
                       <a:avLst/>
@@ -52,47 +127,6 @@
           </wp:inline>
         </w:drawing>
       </w:r>
-      <w:r>
-        <w:rPr>
-          <w:rFonts w:ascii="Times New Roman" w:hAnsi="Times New Roman"/>
-          <w:b/>
-          <w:bCs/>
-          <w:sz w:val="36"/>
-          <w:szCs w:val="36"/>
-        </w:rPr>
-        <w:t xml:space="preserve">     </w:t>
-      </w:r>
-      <w:r>
-        <w:rPr>
-          <w:rFonts w:ascii="Times New Roman" w:hAnsi="Times New Roman"/>
-          <w:b/>
-          <w:bCs/>
-          <w:sz w:val="36"/>
-          <w:szCs w:val="36"/>
-        </w:rPr>
-        <w:t>The Islamia University of Bahawalpur</w:t>
-      </w:r>
-    </w:p>
-    <w:p>
-      <w:pPr>
-        <w:jc w:val="center"/>
-        <w:rPr>
-          <w:b/>
-          <w:bCs/>
-          <w:sz w:val="36"/>
-          <w:szCs w:val="36"/>
-        </w:rPr>
-      </w:pPr>
-      <w:r>
-        <w:rPr>
-          <w:rFonts w:ascii="Times New Roman" w:hAnsi="Times New Roman"/>
-          <w:b/>
-          <w:bCs/>
-          <w:sz w:val="36"/>
-          <w:szCs w:val="36"/>
-        </w:rPr>
-        <w:t>Faculty of Computer Science</w:t>
-      </w:r>
     </w:p>
     <w:p>
       <w:pPr>
@@ -282,12 +316,14 @@
           <w:rFonts w:ascii="Times New Roman" w:hAnsi="Times New Roman"/>
           <w:sz w:val="24"/>
         </w:rPr>
+        <w:t xml:space="preserve">27 </w:t>
+      </w:r>
+      <w:r>
+        <w:rPr>
+          <w:rFonts w:ascii="Times New Roman" w:hAnsi="Times New Roman"/>
+          <w:sz w:val="24"/>
+        </w:rPr>
         <w:t>March 2026</w:t>
-      </w:r>
-    </w:p>
-    <w:p>
-      <w:r>
-        <w:br w:type="page"/>
       </w:r>
     </w:p>
     <w:p>
@@ -1248,11 +1284,9 @@
           <w:numId w:val="19"/>
         </w:numPr>
       </w:pPr>
-      <w:proofErr w:type="spellStart"/>
       <w:r>
         <w:t>UserID</w:t>
       </w:r>
-      <w:proofErr w:type="spellEnd"/>
     </w:p>
     <w:p>
       <w:pPr>
@@ -1298,11 +1332,9 @@
           <w:numId w:val="19"/>
         </w:numPr>
       </w:pPr>
-      <w:proofErr w:type="spellStart"/>
       <w:r>
         <w:t>PhoneNumber</w:t>
       </w:r>
-      <w:proofErr w:type="spellEnd"/>
     </w:p>
     <w:p>
       <w:pPr>
@@ -1321,11 +1353,9 @@
           <w:numId w:val="20"/>
         </w:numPr>
       </w:pPr>
-      <w:proofErr w:type="spellStart"/>
       <w:r>
         <w:t>CarID</w:t>
       </w:r>
-      <w:proofErr w:type="spellEnd"/>
     </w:p>
     <w:p>
       <w:pPr>
@@ -1335,11 +1365,9 @@
           <w:numId w:val="20"/>
         </w:numPr>
       </w:pPr>
-      <w:proofErr w:type="spellStart"/>
       <w:r>
         <w:t>CarName</w:t>
       </w:r>
-      <w:proofErr w:type="spellEnd"/>
     </w:p>
     <w:p>
       <w:pPr>
@@ -1373,11 +1401,9 @@
           <w:numId w:val="20"/>
         </w:numPr>
       </w:pPr>
-      <w:proofErr w:type="spellStart"/>
       <w:r>
         <w:t>PricePerDay</w:t>
       </w:r>
-      <w:proofErr w:type="spellEnd"/>
     </w:p>
     <w:p>
       <w:pPr>
@@ -1387,11 +1413,9 @@
           <w:numId w:val="20"/>
         </w:numPr>
       </w:pPr>
-      <w:proofErr w:type="spellStart"/>
       <w:r>
         <w:t>AvailabilityStatus</w:t>
       </w:r>
-      <w:proofErr w:type="spellEnd"/>
     </w:p>
     <w:p>
       <w:pPr>
@@ -1409,11 +1433,9 @@
           <w:numId w:val="21"/>
         </w:numPr>
       </w:pPr>
-      <w:proofErr w:type="spellStart"/>
       <w:r>
         <w:t>BookingID</w:t>
       </w:r>
-      <w:proofErr w:type="spellEnd"/>
     </w:p>
     <w:p>
       <w:pPr>
@@ -1423,11 +1445,9 @@
           <w:numId w:val="21"/>
         </w:numPr>
       </w:pPr>
-      <w:proofErr w:type="spellStart"/>
       <w:r>
         <w:t>UserID</w:t>
       </w:r>
-      <w:proofErr w:type="spellEnd"/>
     </w:p>
     <w:p>
       <w:pPr>
@@ -1437,11 +1457,9 @@
           <w:numId w:val="21"/>
         </w:numPr>
       </w:pPr>
-      <w:proofErr w:type="spellStart"/>
       <w:r>
         <w:t>CarID</w:t>
       </w:r>
-      <w:proofErr w:type="spellEnd"/>
     </w:p>
     <w:p>
       <w:pPr>
@@ -1451,11 +1469,9 @@
           <w:numId w:val="21"/>
         </w:numPr>
       </w:pPr>
-      <w:proofErr w:type="spellStart"/>
       <w:r>
         <w:t>RentalStartDate</w:t>
       </w:r>
-      <w:proofErr w:type="spellEnd"/>
     </w:p>
     <w:p>
       <w:pPr>
@@ -1465,11 +1481,9 @@
           <w:numId w:val="21"/>
         </w:numPr>
       </w:pPr>
-      <w:proofErr w:type="spellStart"/>
       <w:r>
         <w:t>RentalEndDate</w:t>
       </w:r>
-      <w:proofErr w:type="spellEnd"/>
     </w:p>
     <w:p>
       <w:pPr>
@@ -1479,11 +1493,9 @@
           <w:numId w:val="21"/>
         </w:numPr>
       </w:pPr>
-      <w:proofErr w:type="spellStart"/>
       <w:r>
         <w:t>TotalPrice</w:t>
       </w:r>
-      <w:proofErr w:type="spellEnd"/>
     </w:p>
     <w:p>
       <w:pPr>
@@ -1501,11 +1513,9 @@
           <w:numId w:val="22"/>
         </w:numPr>
       </w:pPr>
-      <w:proofErr w:type="spellStart"/>
       <w:r>
         <w:t>PaymentID</w:t>
       </w:r>
-      <w:proofErr w:type="spellEnd"/>
     </w:p>
     <w:p>
       <w:pPr>
@@ -1515,11 +1525,9 @@
           <w:numId w:val="22"/>
         </w:numPr>
       </w:pPr>
-      <w:proofErr w:type="spellStart"/>
       <w:r>
         <w:t>BookingID</w:t>
       </w:r>
-      <w:proofErr w:type="spellEnd"/>
     </w:p>
     <w:p>
       <w:pPr>
@@ -1529,11 +1537,9 @@
           <w:numId w:val="22"/>
         </w:numPr>
       </w:pPr>
-      <w:proofErr w:type="spellStart"/>
       <w:r>
         <w:t>PaymentMethod</w:t>
       </w:r>
-      <w:proofErr w:type="spellEnd"/>
     </w:p>
     <w:p>
       <w:pPr>
@@ -1543,11 +1549,9 @@
           <w:numId w:val="22"/>
         </w:numPr>
       </w:pPr>
-      <w:proofErr w:type="spellStart"/>
       <w:r>
         <w:t>PaymentStatus</w:t>
       </w:r>
-      <w:proofErr w:type="spellEnd"/>
     </w:p>
     <w:p>
       <w:pPr>
@@ -1565,11 +1569,9 @@
           <w:numId w:val="23"/>
         </w:numPr>
       </w:pPr>
-      <w:proofErr w:type="spellStart"/>
       <w:r>
         <w:t>AdminID</w:t>
       </w:r>
-      <w:proofErr w:type="spellEnd"/>
     </w:p>
     <w:p>
       <w:pPr>
